--- a/instruments/UDL_Grid_TOKADI_DE.docx
+++ b/instruments/UDL_Grid_TOKADI_DE.docx
@@ -34,17 +34,7 @@
           <w:i/>
           <w:iCs/>
         </w:rPr>
-        <w:t>Instrument der Lehrkräfte-Erhebung (</w:t>
-      </w:r>
-      <w:bookmarkStart w:id="0" w:name="_GoBack"/>
-      <w:bookmarkEnd w:id="0"/>
-      <w:r>
-        <w:rPr>
-          <w:rFonts w:cs="Arial"/>
-          <w:i/>
-          <w:iCs/>
-        </w:rPr>
-        <w:t>Evaluation)</w:t>
+        <w:t>Instrument der Lehrkräfte-Erhebung (Evaluation)</w:t>
       </w:r>
     </w:p>
     <w:p>
@@ -151,13 +141,7 @@
         <w:rPr>
           <w:rFonts w:cs="Arial"/>
         </w:rPr>
-        <w:t>α = ,317. Die Prinzipienwerte wer</w:t>
-      </w:r>
-      <w:r>
-        <w:rPr>
-          <w:rFonts w:cs="Arial"/>
-        </w:rPr>
-        <w:t xml:space="preserve">den als Mittelwerte über die zugehörigen </w:t>
+        <w:t xml:space="preserve">α = ,317. Die Prinzipienwerte werden als Mittelwerte über die zugehörigen </w:t>
       </w:r>
       <w:r>
         <w:rPr>
@@ -217,12 +201,6 @@
         <w:gridCol w:w="593"/>
       </w:tblGrid>
       <w:tr>
-        <w:tblPrEx>
-          <w:tblCellMar>
-            <w:top w:w="0" w:type="dxa"/>
-            <w:bottom w:w="0" w:type="dxa"/>
-          </w:tblCellMar>
-        </w:tblPrEx>
         <w:trPr>
           <w:tblHeader/>
         </w:trPr>
@@ -464,12 +442,6 @@
         </w:tc>
       </w:tr>
       <w:tr>
-        <w:tblPrEx>
-          <w:tblCellMar>
-            <w:top w:w="0" w:type="dxa"/>
-            <w:bottom w:w="0" w:type="dxa"/>
-          </w:tblCellMar>
-        </w:tblPrEx>
         <w:tc>
           <w:tcPr>
             <w:tcW w:w="9000" w:type="dxa"/>
@@ -503,12 +475,6 @@
         </w:tc>
       </w:tr>
       <w:tr>
-        <w:tblPrEx>
-          <w:tblCellMar>
-            <w:top w:w="0" w:type="dxa"/>
-            <w:bottom w:w="0" w:type="dxa"/>
-          </w:tblCellMar>
-        </w:tblPrEx>
         <w:tc>
           <w:tcPr>
             <w:tcW w:w="1001" w:type="dxa"/>
@@ -588,15 +554,7 @@
                 <w:sz w:val="20"/>
                 <w:szCs w:val="20"/>
               </w:rPr>
-              <w:t>Ich nehme wahr, dass TOKADI durch verschiedene Eingabemöglichkeiten (Tasten, Klatschen, Pfeifen) vielfältige Zugänge und Fähigkeiten der Schüler*</w:t>
-            </w:r>
-            <w:r>
-              <w:rPr>
-                <w:rFonts w:cs="Arial"/>
-                <w:sz w:val="20"/>
-                <w:szCs w:val="20"/>
-              </w:rPr>
-              <w:t>innen berücksichtigt.</w:t>
+              <w:t>Ich nehme wahr, dass TOKADI durch verschiedene Eingabemöglichkeiten (Tasten, Klatschen, Pfeifen) unterschiedliche Vorlieben und Fähigkeiten der Schüler*innen berücksichtigt.</w:t>
             </w:r>
           </w:p>
         </w:tc>
@@ -742,12 +700,6 @@
         </w:tc>
       </w:tr>
       <w:tr>
-        <w:tblPrEx>
-          <w:tblCellMar>
-            <w:top w:w="0" w:type="dxa"/>
-            <w:bottom w:w="0" w:type="dxa"/>
-          </w:tblCellMar>
-        </w:tblPrEx>
         <w:tc>
           <w:tcPr>
             <w:tcW w:w="1001" w:type="dxa"/>
@@ -827,15 +779,7 @@
                 <w:sz w:val="20"/>
                 <w:szCs w:val="20"/>
               </w:rPr>
-              <w:t>Die Rückmeldungen von TOKADI (LED-Lichter, Töne, Bewegung) erscheinen mir motivierend sowie unterstützend für die Aufrechterhaltung der Aufmerksamkeit der Schüler*</w:t>
-            </w:r>
-            <w:r>
-              <w:rPr>
-                <w:rFonts w:cs="Arial"/>
-                <w:sz w:val="20"/>
-                <w:szCs w:val="20"/>
-              </w:rPr>
-              <w:t>innen.</w:t>
+              <w:t>Die Rückmeldungen von TOKADI (LED-Lichter, Töne, Bewegung) erscheinen mir motivierend und unterstützen die Aufrechterhaltung der Aufmerksamkeit der Schüler*innen.</w:t>
             </w:r>
           </w:p>
         </w:tc>
@@ -981,12 +925,6 @@
         </w:tc>
       </w:tr>
       <w:tr>
-        <w:tblPrEx>
-          <w:tblCellMar>
-            <w:top w:w="0" w:type="dxa"/>
-            <w:bottom w:w="0" w:type="dxa"/>
-          </w:tblCellMar>
-        </w:tblPrEx>
         <w:tc>
           <w:tcPr>
             <w:tcW w:w="1001" w:type="dxa"/>
@@ -1066,7 +1004,7 @@
                 <w:sz w:val="20"/>
                 <w:szCs w:val="20"/>
               </w:rPr>
-              <w:t>Ich beobachte, dass TOKADI kollaboratives Lernen unterstützt, wenn mehrere Schüler</w:t>
+              <w:t>Ich beobachte, dass TOKADI kollaboratives Lernen unterstützt, wenn mehrere Schüler*inne</w:t>
             </w:r>
             <w:r>
               <w:rPr>
@@ -1075,15 +1013,7 @@
                 <w:sz w:val="20"/>
                 <w:szCs w:val="20"/>
               </w:rPr>
-              <w:t>*</w:t>
-            </w:r>
-            <w:r>
-              <w:rPr>
-                <w:rFonts w:cs="Arial"/>
-                <w:sz w:val="20"/>
-                <w:szCs w:val="20"/>
-              </w:rPr>
-              <w:t>innen gemeinsam mit ihm arbeiten.</w:t>
+              <w:t>n gleichzeitig mit ihm arbeiten.</w:t>
             </w:r>
           </w:p>
         </w:tc>
@@ -1229,12 +1159,6 @@
         </w:tc>
       </w:tr>
       <w:tr>
-        <w:tblPrEx>
-          <w:tblCellMar>
-            <w:top w:w="0" w:type="dxa"/>
-            <w:bottom w:w="0" w:type="dxa"/>
-          </w:tblCellMar>
-        </w:tblPrEx>
         <w:tc>
           <w:tcPr>
             <w:tcW w:w="1001" w:type="dxa"/>
@@ -1314,7 +1238,7 @@
                 <w:sz w:val="20"/>
                 <w:szCs w:val="20"/>
               </w:rPr>
-              <w:t>Die Möglichkeit, TOKADI auf- und umzubauen, fördert nach meiner Einschätzung spielerisches Lernen sowie kreative Auseinandersetzung.</w:t>
+              <w:t>Die Möglichkeit, TOKADI auf- und umzubauen, fördert nach meiner Einschätzung spielerisches Lernen und kreative Auseinandersetzung.</w:t>
             </w:r>
           </w:p>
         </w:tc>
@@ -1460,12 +1384,6 @@
         </w:tc>
       </w:tr>
       <w:tr>
-        <w:tblPrEx>
-          <w:tblCellMar>
-            <w:top w:w="0" w:type="dxa"/>
-            <w:bottom w:w="0" w:type="dxa"/>
-          </w:tblCellMar>
-        </w:tblPrEx>
         <w:tc>
           <w:tcPr>
             <w:tcW w:w="1001" w:type="dxa"/>
@@ -1545,7 +1463,7 @@
                 <w:sz w:val="20"/>
                 <w:szCs w:val="20"/>
               </w:rPr>
-              <w:t>Ich nehme wahr, dass die gemeinsame Nutzung von TOKADI das Zusammengehörigkeitsgefühl im Klassenraum fördert.</w:t>
+              <w:t>Ich nehme wahr, dass die gemeinsame Nutzung von TOKADI ein Gefühl der Gemeinschaft im Klassenraum fördert.</w:t>
             </w:r>
           </w:p>
         </w:tc>
@@ -1691,12 +1609,6 @@
         </w:tc>
       </w:tr>
       <w:tr>
-        <w:tblPrEx>
-          <w:tblCellMar>
-            <w:top w:w="0" w:type="dxa"/>
-            <w:bottom w:w="0" w:type="dxa"/>
-          </w:tblCellMar>
-        </w:tblPrEx>
         <w:tc>
           <w:tcPr>
             <w:tcW w:w="1001" w:type="dxa"/>
@@ -1937,12 +1849,6 @@
         </w:tc>
       </w:tr>
       <w:tr>
-        <w:tblPrEx>
-          <w:tblCellMar>
-            <w:top w:w="0" w:type="dxa"/>
-            <w:bottom w:w="0" w:type="dxa"/>
-          </w:tblCellMar>
-        </w:tblPrEx>
         <w:tc>
           <w:tcPr>
             <w:tcW w:w="1001" w:type="dxa"/>
@@ -2021,7 +1927,7 @@
                 <w:sz w:val="20"/>
                 <w:szCs w:val="20"/>
               </w:rPr>
-              <w:t>Die anthropomorphe Gestaltung (z. B. Kopf, Schwanz) erleichtert nach meiner Einschätzung sowohl eine emotionale Bindung als auch eine empathische Interaktion.</w:t>
+              <w:t>Die anthropomorphe Gestaltung (z. B. Kopf, Schwanz) erleichtert nach meiner Einschätzung eine emotionale Bindung und empathische Interaktion.</w:t>
             </w:r>
           </w:p>
         </w:tc>
@@ -2167,12 +2073,6 @@
         </w:tc>
       </w:tr>
       <w:tr>
-        <w:tblPrEx>
-          <w:tblCellMar>
-            <w:top w:w="0" w:type="dxa"/>
-            <w:bottom w:w="0" w:type="dxa"/>
-          </w:tblCellMar>
-        </w:tblPrEx>
         <w:tc>
           <w:tcPr>
             <w:tcW w:w="1001" w:type="dxa"/>
@@ -2251,23 +2151,7 @@
                 <w:sz w:val="20"/>
                 <w:szCs w:val="20"/>
               </w:rPr>
-              <w:t>Ich beobachte, dass TOKADI Schüler</w:t>
-            </w:r>
-            <w:r>
-              <w:rPr>
-                <w:rFonts w:cs="Arial"/>
-                <w:sz w:val="20"/>
-                <w:szCs w:val="20"/>
-              </w:rPr>
-              <w:t>*</w:t>
-            </w:r>
-            <w:r>
-              <w:rPr>
-                <w:rFonts w:cs="Arial"/>
-                <w:sz w:val="20"/>
-                <w:szCs w:val="20"/>
-              </w:rPr>
-              <w:t>innen dazu anregt, über ihr eigenes Handeln nachzudenken.</w:t>
+              <w:t>Ich beobachte, dass TOKADI Schüler*innen dazu anregt, über ihr eigenes Handeln zu reflektieren.</w:t>
             </w:r>
           </w:p>
         </w:tc>
@@ -2413,12 +2297,6 @@
         </w:tc>
       </w:tr>
       <w:tr>
-        <w:tblPrEx>
-          <w:tblCellMar>
-            <w:top w:w="0" w:type="dxa"/>
-            <w:bottom w:w="0" w:type="dxa"/>
-          </w:tblCellMar>
-        </w:tblPrEx>
         <w:tc>
           <w:tcPr>
             <w:tcW w:w="1001" w:type="dxa"/>
@@ -2497,23 +2375,7 @@
                 <w:sz w:val="20"/>
                 <w:szCs w:val="20"/>
               </w:rPr>
-              <w:t>Ich beobachte, dass TOKADI durch seine Rückmeldung Schüler</w:t>
-            </w:r>
-            <w:r>
-              <w:rPr>
-                <w:rFonts w:cs="Arial"/>
-                <w:sz w:val="20"/>
-                <w:szCs w:val="20"/>
-              </w:rPr>
-              <w:t>*</w:t>
-            </w:r>
-            <w:r>
-              <w:rPr>
-                <w:rFonts w:cs="Arial"/>
-                <w:sz w:val="20"/>
-                <w:szCs w:val="20"/>
-              </w:rPr>
-              <w:t xml:space="preserve">innen dazu anregt, </w:t>
+              <w:t xml:space="preserve">Ich beobachte, dass TOKADI durch seine Rückmeldung Schüler*innen dazu anregt, </w:t>
             </w:r>
             <w:r>
               <w:rPr>
@@ -2529,7 +2391,7 @@
                 <w:sz w:val="20"/>
                 <w:szCs w:val="20"/>
               </w:rPr>
-              <w:t>über ihr eigenes Handeln nachzudenken.</w:t>
+              <w:t>über ihr eigenes Handeln zu reflektieren.</w:t>
             </w:r>
           </w:p>
         </w:tc>
@@ -2726,12 +2588,6 @@
         <w:gridCol w:w="593"/>
       </w:tblGrid>
       <w:tr>
-        <w:tblPrEx>
-          <w:tblCellMar>
-            <w:top w:w="0" w:type="dxa"/>
-            <w:bottom w:w="0" w:type="dxa"/>
-          </w:tblCellMar>
-        </w:tblPrEx>
         <w:tc>
           <w:tcPr>
             <w:tcW w:w="9000" w:type="dxa"/>
@@ -2766,12 +2622,6 @@
         </w:tc>
       </w:tr>
       <w:tr>
-        <w:tblPrEx>
-          <w:tblCellMar>
-            <w:top w:w="0" w:type="dxa"/>
-            <w:bottom w:w="0" w:type="dxa"/>
-          </w:tblCellMar>
-        </w:tblPrEx>
         <w:tc>
           <w:tcPr>
             <w:tcW w:w="1001" w:type="dxa"/>
@@ -2850,7 +2700,7 @@
                 <w:sz w:val="20"/>
                 <w:szCs w:val="20"/>
               </w:rPr>
-              <w:t>Ich beobachte, dass TOKADI Informationen multimodal darstellt (z. B. visuell, akustisch), wodurch unterschiedliche Zugänge zur Wahrnehmung eröffnet werden.</w:t>
+              <w:t>Ich beobachte, dass TOKADI Informationen multimodal darstellt (z. B. visuell, akustisch), sodass verschiedene Möglichkeiten der Wahrnehmung angesprochen werden.</w:t>
             </w:r>
           </w:p>
         </w:tc>
@@ -2996,12 +2846,6 @@
         </w:tc>
       </w:tr>
       <w:tr>
-        <w:tblPrEx>
-          <w:tblCellMar>
-            <w:top w:w="0" w:type="dxa"/>
-            <w:bottom w:w="0" w:type="dxa"/>
-          </w:tblCellMar>
-        </w:tblPrEx>
         <w:tc>
           <w:tcPr>
             <w:tcW w:w="1001" w:type="dxa"/>
@@ -3080,7 +2924,7 @@
                 <w:sz w:val="20"/>
                 <w:szCs w:val="20"/>
               </w:rPr>
-              <w:t>Symbole, Lichter und Töne sind nach meiner Einschätzung intuitiv gestaltet und unterstützen das Sprach- und Symbolverständnis.</w:t>
+              <w:t>Symbole, Lichter und Töne sind nach meiner Einschätzung intuitiv gestaltet und unterstützen das Verständnis von Sprache und Symbolen.</w:t>
             </w:r>
           </w:p>
         </w:tc>
@@ -3226,12 +3070,6 @@
         </w:tc>
       </w:tr>
       <w:tr>
-        <w:tblPrEx>
-          <w:tblCellMar>
-            <w:top w:w="0" w:type="dxa"/>
-            <w:bottom w:w="0" w:type="dxa"/>
-          </w:tblCellMar>
-        </w:tblPrEx>
         <w:tc>
           <w:tcPr>
             <w:tcW w:w="1001" w:type="dxa"/>
@@ -3310,23 +3148,7 @@
                 <w:sz w:val="20"/>
                 <w:szCs w:val="20"/>
               </w:rPr>
-              <w:t>TOKADI reagiert zuverlässig auf Eingaben, wodurch Schüler</w:t>
-            </w:r>
-            <w:r>
-              <w:rPr>
-                <w:rFonts w:cs="Arial"/>
-                <w:sz w:val="20"/>
-                <w:szCs w:val="20"/>
-              </w:rPr>
-              <w:t>*</w:t>
-            </w:r>
-            <w:r>
-              <w:rPr>
-                <w:rFonts w:cs="Arial"/>
-                <w:sz w:val="20"/>
-                <w:szCs w:val="20"/>
-              </w:rPr>
-              <w:t>innen Ursache-Wirkung-Beziehungen nachvollziehen können.</w:t>
+              <w:t>TOKADI reagiert konsistent auf Eingaben, wodurch Schüler*innen Ursache-Wirkung-Beziehungen nachvollziehen können.</w:t>
             </w:r>
           </w:p>
         </w:tc>
@@ -3472,12 +3294,6 @@
         </w:tc>
       </w:tr>
       <w:tr>
-        <w:tblPrEx>
-          <w:tblCellMar>
-            <w:top w:w="0" w:type="dxa"/>
-            <w:bottom w:w="0" w:type="dxa"/>
-          </w:tblCellMar>
-        </w:tblPrEx>
         <w:tc>
           <w:tcPr>
             <w:tcW w:w="1001" w:type="dxa"/>
@@ -3556,31 +3372,7 @@
                 <w:sz w:val="20"/>
                 <w:szCs w:val="20"/>
               </w:rPr>
-              <w:t>I</w:t>
-            </w:r>
-            <w:r>
-              <w:rPr>
-                <w:rFonts w:cs="Arial"/>
-                <w:sz w:val="20"/>
-                <w:szCs w:val="20"/>
-              </w:rPr>
-              <w:t xml:space="preserve">ch schätze die Möglichkeit zur individuellen Anpassung von Wahrnehmungseinstellungen </w:t>
-            </w:r>
-            <w:r>
-              <w:rPr>
-                <w:rFonts w:cs="Arial"/>
-                <w:sz w:val="20"/>
-                <w:szCs w:val="20"/>
-              </w:rPr>
-              <w:br/>
-            </w:r>
-            <w:r>
-              <w:rPr>
-                <w:rFonts w:cs="Arial"/>
-                <w:sz w:val="20"/>
-                <w:szCs w:val="20"/>
-              </w:rPr>
-              <w:t>(z. B. Lautstärke, Lichtintensität), um Überstimulation zu vermeiden.</w:t>
+              <w:t>Ich schätze die Möglichkeit, Wahrnehmungseinstellungen (z. B. Lautstärke, Lichtintensität) individuell anzupassen, um Überstimulation zu vermeiden.</w:t>
             </w:r>
           </w:p>
         </w:tc>
@@ -3726,12 +3518,6 @@
         </w:tc>
       </w:tr>
       <w:tr>
-        <w:tblPrEx>
-          <w:tblCellMar>
-            <w:top w:w="0" w:type="dxa"/>
-            <w:bottom w:w="0" w:type="dxa"/>
-          </w:tblCellMar>
-        </w:tblPrEx>
         <w:tc>
           <w:tcPr>
             <w:tcW w:w="1001" w:type="dxa"/>
@@ -3826,7 +3612,7 @@
                 <w:sz w:val="20"/>
                 <w:szCs w:val="20"/>
               </w:rPr>
-              <w:t>3D-gedruckte Teile) sprechen nach meiner Beobachtung die haptische Wahrnehmung an.</w:t>
+              <w:t>3D-gedruckte Teile) fördern nach meiner Beobachtung die haptische Wahrnehmung.</w:t>
             </w:r>
           </w:p>
         </w:tc>
@@ -3972,12 +3758,6 @@
         </w:tc>
       </w:tr>
       <w:tr>
-        <w:tblPrEx>
-          <w:tblCellMar>
-            <w:top w:w="0" w:type="dxa"/>
-            <w:bottom w:w="0" w:type="dxa"/>
-          </w:tblCellMar>
-        </w:tblPrEx>
         <w:tc>
           <w:tcPr>
             <w:tcW w:w="1001" w:type="dxa"/>
@@ -4056,23 +3836,7 @@
                 <w:sz w:val="20"/>
                 <w:szCs w:val="20"/>
               </w:rPr>
-              <w:t>Die klare Statusrückmeldung über die LED-Matrix (z. B. Aufnahme, Erfolg, Fehler) ermöglicht Schüler</w:t>
-            </w:r>
-            <w:r>
-              <w:rPr>
-                <w:rFonts w:cs="Arial"/>
-                <w:sz w:val="20"/>
-                <w:szCs w:val="20"/>
-              </w:rPr>
-              <w:t>*</w:t>
-            </w:r>
-            <w:r>
-              <w:rPr>
-                <w:rFonts w:cs="Arial"/>
-                <w:sz w:val="20"/>
-                <w:szCs w:val="20"/>
-              </w:rPr>
-              <w:t>innen das Verständnis des Systemzustands.</w:t>
+              <w:t>Die klare Statusrückmeldung über die LED-Matrix (z. B. Aufnahme, Erfolg, Fehler) erleichtert Schüler*innen das Verständnis des Systemzustands.</w:t>
             </w:r>
           </w:p>
         </w:tc>
@@ -4218,12 +3982,6 @@
         </w:tc>
       </w:tr>
       <w:tr>
-        <w:tblPrEx>
-          <w:tblCellMar>
-            <w:top w:w="0" w:type="dxa"/>
-            <w:bottom w:w="0" w:type="dxa"/>
-          </w:tblCellMar>
-        </w:tblPrEx>
         <w:tc>
           <w:tcPr>
             <w:tcW w:w="1001" w:type="dxa"/>
@@ -4448,12 +4206,6 @@
         </w:tc>
       </w:tr>
       <w:tr>
-        <w:tblPrEx>
-          <w:tblCellMar>
-            <w:top w:w="0" w:type="dxa"/>
-            <w:bottom w:w="0" w:type="dxa"/>
-          </w:tblCellMar>
-        </w:tblPrEx>
         <w:tc>
           <w:tcPr>
             <w:tcW w:w="9000" w:type="dxa"/>
@@ -4483,27 +4235,12 @@
                 <w:bCs/>
                 <w:sz w:val="18"/>
               </w:rPr>
-              <w:t>Handlung &amp; Ausdruck (Ac</w:t>
-            </w:r>
-            <w:r>
-              <w:rPr>
-                <w:rFonts w:cs="Arial"/>
-                <w:b/>
-                <w:bCs/>
-                <w:sz w:val="18"/>
-              </w:rPr>
-              <w:t>tion &amp; Expression) (10 Items)</w:t>
+              <w:t>Handlung &amp; Ausdruck (Action &amp; Expression) (10 Items)</w:t>
             </w:r>
           </w:p>
         </w:tc>
       </w:tr>
       <w:tr>
-        <w:tblPrEx>
-          <w:tblCellMar>
-            <w:top w:w="0" w:type="dxa"/>
-            <w:bottom w:w="0" w:type="dxa"/>
-          </w:tblCellMar>
-        </w:tblPrEx>
         <w:tc>
           <w:tcPr>
             <w:tcW w:w="1001" w:type="dxa"/>
@@ -4582,7 +4319,7 @@
                 <w:sz w:val="20"/>
                 <w:szCs w:val="20"/>
               </w:rPr>
-              <w:t>Ich nehme wahr, dass TOKADI verschiedene Bedienarten (direkte Steuerung, Sequenzen aufzeichnen) zugänglich macht und dadurch vielfältige Lernwege unterstützt.</w:t>
+              <w:t>Ich nehme wahr, dass TOKADI verschiedene Bedienarten (direkte Steuerung, Sequenzen aufzeichnen) ermöglicht und dadurch vielfältige Lernwege unterstützt.</w:t>
             </w:r>
           </w:p>
         </w:tc>
@@ -4728,12 +4465,6 @@
         </w:tc>
       </w:tr>
       <w:tr>
-        <w:tblPrEx>
-          <w:tblCellMar>
-            <w:top w:w="0" w:type="dxa"/>
-            <w:bottom w:w="0" w:type="dxa"/>
-          </w:tblCellMar>
-        </w:tblPrEx>
         <w:tc>
           <w:tcPr>
             <w:tcW w:w="1001" w:type="dxa"/>
@@ -4812,23 +4543,7 @@
                 <w:sz w:val="20"/>
                 <w:szCs w:val="20"/>
               </w:rPr>
-              <w:t>Die sprachunabhängige Steuerung mit Symbolen und taktilen Hinweisen erleichtert die Zugänglichkeit für unterschiedliche Schüler</w:t>
-            </w:r>
-            <w:r>
-              <w:rPr>
-                <w:rFonts w:cs="Arial"/>
-                <w:sz w:val="20"/>
-                <w:szCs w:val="20"/>
-              </w:rPr>
-              <w:t>*</w:t>
-            </w:r>
-            <w:r>
-              <w:rPr>
-                <w:rFonts w:cs="Arial"/>
-                <w:sz w:val="20"/>
-                <w:szCs w:val="20"/>
-              </w:rPr>
-              <w:t>innengruppen.</w:t>
+              <w:t>Die sprachunabhängige Steuerung mit Symbolen und taktilen Hinweisen erleichtert den Zugang für unterschiedliche Schüler* innengruppen.</w:t>
             </w:r>
           </w:p>
         </w:tc>
@@ -4974,12 +4689,6 @@
         </w:tc>
       </w:tr>
       <w:tr>
-        <w:tblPrEx>
-          <w:tblCellMar>
-            <w:top w:w="0" w:type="dxa"/>
-            <w:bottom w:w="0" w:type="dxa"/>
-          </w:tblCellMar>
-        </w:tblPrEx>
         <w:tc>
           <w:tcPr>
             <w:tcW w:w="1001" w:type="dxa"/>
@@ -5058,23 +4767,7 @@
                 <w:sz w:val="20"/>
                 <w:szCs w:val="20"/>
               </w:rPr>
-              <w:t>Nach meiner Beobachtung ermutigt TOKADI Schüler</w:t>
-            </w:r>
-            <w:r>
-              <w:rPr>
-                <w:rFonts w:cs="Arial"/>
-                <w:sz w:val="20"/>
-                <w:szCs w:val="20"/>
-              </w:rPr>
-              <w:t>*</w:t>
-            </w:r>
-            <w:r>
-              <w:rPr>
-                <w:rFonts w:cs="Arial"/>
-                <w:sz w:val="20"/>
-                <w:szCs w:val="20"/>
-              </w:rPr>
-              <w:t>innen zum Ausprobieren und zur Entwicklung eigener Lösungsstrategien.</w:t>
+              <w:t>TOKADI ermutigt Schüler*innen nach meiner Beobachtung zum Ausprobieren und zur Entwicklung eigener Lösungsstrategien.</w:t>
             </w:r>
           </w:p>
         </w:tc>
@@ -5220,12 +4913,6 @@
         </w:tc>
       </w:tr>
       <w:tr>
-        <w:tblPrEx>
-          <w:tblCellMar>
-            <w:top w:w="0" w:type="dxa"/>
-            <w:bottom w:w="0" w:type="dxa"/>
-          </w:tblCellMar>
-        </w:tblPrEx>
         <w:tc>
           <w:tcPr>
             <w:tcW w:w="1001" w:type="dxa"/>
@@ -5304,7 +4991,7 @@
                 <w:sz w:val="20"/>
                 <w:szCs w:val="20"/>
               </w:rPr>
-              <w:t>Die Aufnahmefunktion für Bewegungssequenzen erfordert strategisches Planen und Problemlösen.</w:t>
+              <w:t>Die Aufnahmefunktion für Bewegungssequenzen fördert strategisches Planen und Problemlösen.</w:t>
             </w:r>
           </w:p>
         </w:tc>
@@ -5450,12 +5137,6 @@
         </w:tc>
       </w:tr>
       <w:tr>
-        <w:tblPrEx>
-          <w:tblCellMar>
-            <w:top w:w="0" w:type="dxa"/>
-            <w:bottom w:w="0" w:type="dxa"/>
-          </w:tblCellMar>
-        </w:tblPrEx>
         <w:tc>
           <w:tcPr>
             <w:tcW w:w="1001" w:type="dxa"/>
@@ -5534,23 +5215,7 @@
                 <w:sz w:val="20"/>
                 <w:szCs w:val="20"/>
               </w:rPr>
-              <w:t>Die modulare und anpassbare Technik von TOKADI erleichtert es mir, Barrieren im Unterricht zu reduzieren und unterschiedliche Schüler</w:t>
-            </w:r>
-            <w:r>
-              <w:rPr>
-                <w:rFonts w:cs="Arial"/>
-                <w:sz w:val="20"/>
-                <w:szCs w:val="20"/>
-              </w:rPr>
-              <w:t>*</w:t>
-            </w:r>
-            <w:r>
-              <w:rPr>
-                <w:rFonts w:cs="Arial"/>
-                <w:sz w:val="20"/>
-                <w:szCs w:val="20"/>
-              </w:rPr>
-              <w:t>innengruppen einzubeziehen.</w:t>
+              <w:t>Die modulare und anpassbare Technik von TOKADI erleichtert es mir, Barrieren im Unterricht zu reduzieren und verschiedene Schüler*innen-gruppen einzubeziehen.</w:t>
             </w:r>
           </w:p>
         </w:tc>
@@ -5696,12 +5361,6 @@
         </w:tc>
       </w:tr>
       <w:tr>
-        <w:tblPrEx>
-          <w:tblCellMar>
-            <w:top w:w="0" w:type="dxa"/>
-            <w:bottom w:w="0" w:type="dxa"/>
-          </w:tblCellMar>
-        </w:tblPrEx>
         <w:tc>
           <w:tcPr>
             <w:tcW w:w="1001" w:type="dxa"/>
@@ -5780,7 +5439,17 @@
                 <w:sz w:val="20"/>
                 <w:szCs w:val="20"/>
               </w:rPr>
-              <w:t>Ich sehe, dass TOKADI sich mit zusätzlichen Materialien (z. B. Symbol-, Rollen-, Aktivitätskarten) kombinieren lässt.</w:t>
+              <w:t xml:space="preserve">Ich sehe, dass TOKADI kompatibel mit zusätzlichen Materialien (z. B. Symbol-, </w:t>
+            </w:r>
+            <w:bookmarkStart w:id="0" w:name="_GoBack"/>
+            <w:bookmarkEnd w:id="0"/>
+            <w:r>
+              <w:rPr>
+                <w:rFonts w:cs="Arial"/>
+                <w:sz w:val="20"/>
+                <w:szCs w:val="20"/>
+              </w:rPr>
+              <w:t>Rollen, Aktivitätskarten) genutzt werden kann.</w:t>
             </w:r>
           </w:p>
         </w:tc>
@@ -5926,12 +5595,6 @@
         </w:tc>
       </w:tr>
       <w:tr>
-        <w:tblPrEx>
-          <w:tblCellMar>
-            <w:top w:w="0" w:type="dxa"/>
-            <w:bottom w:w="0" w:type="dxa"/>
-          </w:tblCellMar>
-        </w:tblPrEx>
         <w:tc>
           <w:tcPr>
             <w:tcW w:w="1001" w:type="dxa"/>
@@ -6156,12 +5819,6 @@
         </w:tc>
       </w:tr>
       <w:tr>
-        <w:tblPrEx>
-          <w:tblCellMar>
-            <w:top w:w="0" w:type="dxa"/>
-            <w:bottom w:w="0" w:type="dxa"/>
-          </w:tblCellMar>
-        </w:tblPrEx>
         <w:tc>
           <w:tcPr>
             <w:tcW w:w="1001" w:type="dxa"/>
@@ -6386,12 +6043,6 @@
         </w:tc>
       </w:tr>
       <w:tr>
-        <w:tblPrEx>
-          <w:tblCellMar>
-            <w:top w:w="0" w:type="dxa"/>
-            <w:bottom w:w="0" w:type="dxa"/>
-          </w:tblCellMar>
-        </w:tblPrEx>
         <w:tc>
           <w:tcPr>
             <w:tcW w:w="1001" w:type="dxa"/>
@@ -6616,12 +6267,6 @@
         </w:tc>
       </w:tr>
       <w:tr>
-        <w:tblPrEx>
-          <w:tblCellMar>
-            <w:top w:w="0" w:type="dxa"/>
-            <w:bottom w:w="0" w:type="dxa"/>
-          </w:tblCellMar>
-        </w:tblPrEx>
         <w:tc>
           <w:tcPr>
             <w:tcW w:w="1001" w:type="dxa"/>
@@ -7528,6 +7173,7 @@
   <w:style w:type="character" w:default="1" w:styleId="Absatz-Standardschriftart">
     <w:name w:val="Default Paragraph Font"/>
     <w:uiPriority w:val="1"/>
+    <w:semiHidden/>
     <w:unhideWhenUsed/>
   </w:style>
   <w:style w:type="table" w:default="1" w:styleId="NormaleTabelle">
